--- a/plantillas/CERTIFICADO NO ACEPTA.docx
+++ b/plantillas/CERTIFICADO NO ACEPTA.docx
@@ -62,7 +62,56 @@
           <w:szCs w:val="28"/>
           <w:lang w:val="es-AR" w:eastAsia="es-AR"/>
         </w:rPr>
-        <w:t xml:space="preserve">Actuación TICKET Nº </w:t>
+        <w:t xml:space="preserve">Actuación </w:t>
+      </w:r>
+      <w:proofErr w:type="gramStart"/>
+      <w:r>
+        <w:rPr>
+          <w:rFonts w:ascii="Caladea" w:hAnsi="Caladea" w:cs="Courier New"/>
+          <w:b/>
+          <w:color w:val="000000"/>
+          <w:sz w:val="28"/>
+          <w:szCs w:val="28"/>
+          <w:lang w:val="es-AR" w:eastAsia="es-AR"/>
+        </w:rPr>
+        <w:t>TICKET</w:t>
+      </w:r>
+      <w:proofErr w:type="gramEnd"/>
+      <w:r>
+        <w:rPr>
+          <w:rFonts w:ascii="Caladea" w:hAnsi="Caladea" w:cs="Courier New"/>
+          <w:b/>
+          <w:color w:val="000000"/>
+          <w:sz w:val="28"/>
+          <w:szCs w:val="28"/>
+          <w:lang w:val="es-AR" w:eastAsia="es-AR"/>
+        </w:rPr>
+        <w:t xml:space="preserve"> </w:t>
+      </w:r>
+      <w:proofErr w:type="spellStart"/>
+      <w:proofErr w:type="gramStart"/>
+      <w:r>
+        <w:rPr>
+          <w:rFonts w:ascii="Caladea" w:hAnsi="Caladea" w:cs="Courier New"/>
+          <w:b/>
+          <w:color w:val="000000"/>
+          <w:sz w:val="28"/>
+          <w:szCs w:val="28"/>
+          <w:lang w:val="es-AR" w:eastAsia="es-AR"/>
+        </w:rPr>
+        <w:t>Nº</w:t>
+      </w:r>
+      <w:proofErr w:type="spellEnd"/>
+      <w:r>
+        <w:rPr>
+          <w:rFonts w:ascii="Caladea" w:hAnsi="Caladea" w:cs="Courier New"/>
+          <w:b/>
+          <w:color w:val="000000"/>
+          <w:sz w:val="28"/>
+          <w:szCs w:val="28"/>
+          <w:lang w:val="es-AR" w:eastAsia="es-AR"/>
+        </w:rPr>
+        <w:t xml:space="preserve"> </w:t>
       </w:r>
       <w:r>
         <w:rPr>
@@ -85,7 +134,46 @@
           <w:szCs w:val="28"/>
           <w:lang w:val="es-AR" w:eastAsia="es-AR"/>
         </w:rPr>
-        <w:t>{{TICKET}}</w:t>
+        <w:t>{</w:t>
+      </w:r>
+      <w:proofErr w:type="gramEnd"/>
+      <w:r>
+        <w:rPr>
+          <w:rStyle w:val="readonlyattribute"/>
+          <w:rFonts w:ascii="Caladea" w:hAnsi="Caladea" w:cs="Courier New" w:hint="eastAsia"/>
+          <w:b/>
+          <w:color w:val="000000"/>
+          <w:sz w:val="28"/>
+          <w:szCs w:val="28"/>
+          <w:lang w:val="es-AR" w:eastAsia="es-AR"/>
+        </w:rPr>
+        <w:t>{</w:t>
+      </w:r>
+      <w:proofErr w:type="gramStart"/>
+      <w:r>
+        <w:rPr>
+          <w:rStyle w:val="readonlyattribute"/>
+          <w:rFonts w:ascii="Caladea" w:hAnsi="Caladea" w:cs="Courier New" w:hint="eastAsia"/>
+          <w:b/>
+          <w:color w:val="000000"/>
+          <w:sz w:val="28"/>
+          <w:szCs w:val="28"/>
+          <w:lang w:val="es-AR" w:eastAsia="es-AR"/>
+        </w:rPr>
+        <w:t>TICKET</w:t>
+      </w:r>
+      <w:proofErr w:type="gramEnd"/>
+      <w:r>
+        <w:rPr>
+          <w:rStyle w:val="readonlyattribute"/>
+          <w:rFonts w:ascii="Caladea" w:hAnsi="Caladea" w:cs="Courier New" w:hint="eastAsia"/>
+          <w:b/>
+          <w:color w:val="000000"/>
+          <w:sz w:val="28"/>
+          <w:szCs w:val="28"/>
+          <w:lang w:val="es-AR" w:eastAsia="es-AR"/>
+        </w:rPr>
+        <w:t>}}</w:t>
       </w:r>
     </w:p>
     <w:p>
@@ -145,7 +233,29 @@
           <w:szCs w:val="28"/>
           <w:lang w:val="es-AR" w:eastAsia="es-AR"/>
         </w:rPr>
-        <w:t xml:space="preserve">, en Ticket iniciado por </w:t>
+        <w:t xml:space="preserve">, en </w:t>
+      </w:r>
+      <w:proofErr w:type="gramStart"/>
+      <w:r>
+        <w:rPr>
+          <w:rFonts w:ascii="Caladea" w:hAnsi="Caladea" w:cs="Courier New"/>
+          <w:color w:val="000000"/>
+          <w:sz w:val="28"/>
+          <w:szCs w:val="28"/>
+          <w:lang w:val="es-AR" w:eastAsia="es-AR"/>
+        </w:rPr>
+        <w:t>Ticket</w:t>
+      </w:r>
+      <w:proofErr w:type="gramEnd"/>
+      <w:r>
+        <w:rPr>
+          <w:rFonts w:ascii="Caladea" w:hAnsi="Caladea" w:cs="Courier New"/>
+          <w:color w:val="000000"/>
+          <w:sz w:val="28"/>
+          <w:szCs w:val="28"/>
+          <w:lang w:val="es-AR" w:eastAsia="es-AR"/>
+        </w:rPr>
+        <w:t xml:space="preserve"> iniciado por </w:t>
       </w:r>
       <w:r>
         <w:rPr>
@@ -155,7 +265,18 @@
           <w:szCs w:val="28"/>
           <w:lang w:val="es-AR" w:eastAsia="es-AR"/>
         </w:rPr>
-        <w:t>{{NOMBRE_SOLICITANTE}}</w:t>
+        <w:t>{{NOMBRE_SOLICITANTE}</w:t>
+      </w:r>
+      <w:proofErr w:type="gramStart"/>
+      <w:r>
+        <w:rPr>
+          <w:rFonts w:ascii="Caladea" w:hAnsi="Caladea" w:cs="Courier New" w:hint="eastAsia"/>
+          <w:color w:val="000000"/>
+          <w:sz w:val="28"/>
+          <w:szCs w:val="28"/>
+          <w:lang w:val="es-AR" w:eastAsia="es-AR"/>
+        </w:rPr>
+        <w:t>}</w:t>
       </w:r>
       <w:r>
         <w:rPr>
@@ -176,7 +297,18 @@
           <w:szCs w:val="28"/>
           <w:lang w:val="es-AR" w:eastAsia="es-AR"/>
         </w:rPr>
-        <w:t xml:space="preserve">D.N.I. </w:t>
+        <w:t>D.N.I.</w:t>
+      </w:r>
+      <w:proofErr w:type="gramEnd"/>
+      <w:r>
+        <w:rPr>
+          <w:rFonts w:ascii="Caladea" w:hAnsi="Caladea" w:cs="Courier New"/>
+          <w:color w:val="000000"/>
+          <w:sz w:val="28"/>
+          <w:szCs w:val="28"/>
+          <w:lang w:val="es-AR" w:eastAsia="es-AR"/>
+        </w:rPr>
+        <w:t xml:space="preserve"> </w:t>
       </w:r>
       <w:r>
         <w:rPr>
@@ -228,7 +360,18 @@
           <w:szCs w:val="28"/>
           <w:lang w:val="es-AR" w:eastAsia="es-AR"/>
         </w:rPr>
-        <w:t xml:space="preserve"> solicita el acta de cierre de la etapa previa de mediación con respecto a  </w:t>
+        <w:t xml:space="preserve"> solicita el acta de cierre de la etapa previa de mediación con respecto </w:t>
+      </w:r>
+      <w:proofErr w:type="gramStart"/>
+      <w:r>
+        <w:rPr>
+          <w:rFonts w:ascii="Caladea" w:hAnsi="Caladea" w:cs="Courier New"/>
+          <w:color w:val="000000"/>
+          <w:sz w:val="28"/>
+          <w:szCs w:val="28"/>
+          <w:lang w:val="es-AR" w:eastAsia="es-AR"/>
+        </w:rPr>
+        <w:t xml:space="preserve">a  </w:t>
       </w:r>
       <w:r>
         <w:rPr>
@@ -238,7 +381,18 @@
           <w:szCs w:val="28"/>
           <w:lang w:val="es-AR" w:eastAsia="es-AR"/>
         </w:rPr>
-        <w:t>{{NOMBRE_PERSONA}}</w:t>
+        <w:t>{</w:t>
+      </w:r>
+      <w:proofErr w:type="gramEnd"/>
+      <w:r>
+        <w:rPr>
+          <w:rFonts w:ascii="Caladea" w:hAnsi="Caladea" w:cs="Courier New" w:hint="eastAsia"/>
+          <w:color w:val="000000"/>
+          <w:sz w:val="28"/>
+          <w:szCs w:val="28"/>
+          <w:lang w:val="es-AR" w:eastAsia="es-AR"/>
+        </w:rPr>
+        <w:t>{NOMBRE_PERSONA}}</w:t>
       </w:r>
       <w:r>
         <w:rPr>
@@ -392,8 +546,12 @@
       </w:pPr>
     </w:p>
     <w:sectPr>
-      <w:headerReference w:type="default" r:id="rId6"/>
-      <w:footerReference w:type="default" r:id="rId7"/>
+      <w:headerReference w:type="even" r:id="rId6"/>
+      <w:headerReference w:type="default" r:id="rId7"/>
+      <w:footerReference w:type="even" r:id="rId8"/>
+      <w:footerReference w:type="default" r:id="rId9"/>
+      <w:headerReference w:type="first" r:id="rId10"/>
+      <w:footerReference w:type="first" r:id="rId11"/>
       <w:pgSz w:w="12240" w:h="20160"/>
       <w:pgMar w:top="2835" w:right="1134" w:bottom="1701" w:left="2835" w:header="567" w:footer="567" w:gutter="0"/>
       <w:cols w:space="720"/>
@@ -435,12 +593,110 @@
 <w:ftr xmlns:wpc="http://schemas.microsoft.com/office/word/2010/wordprocessingCanvas" xmlns:cx="http://schemas.microsoft.com/office/drawing/2014/chartex" xmlns:cx1="http://schemas.microsoft.com/office/drawing/2015/9/8/chartex" xmlns:cx2="http://schemas.microsoft.com/office/drawing/2015/10/21/chartex" xmlns:cx3="http://schemas.microsoft.com/office/drawing/2016/5/9/chartex" xmlns:cx4="http://schemas.microsoft.com/office/drawing/2016/5/10/chartex" xmlns:cx5="http://schemas.microsoft.com/office/drawing/2016/5/11/chartex" xmlns:cx6="http://schemas.microsoft.com/office/drawing/2016/5/12/chartex" xmlns:cx7="http://schemas.microsoft.com/office/drawing/2016/5/13/chartex" xmlns:cx8="http://schemas.microsoft.com/office/drawing/2016/5/14/chartex" xmlns:mc="http://schemas.openxmlformats.org/markup-compatibility/2006" xmlns:aink="http://schemas.microsoft.com/office/drawing/2016/ink" xmlns:am3d="http://schemas.microsoft.com/office/drawing/2017/model3d" xmlns:o="urn:schemas-microsoft-com:office:office" xmlns:oel="http://schemas.microsoft.com/office/2019/extlst" xmlns:r="http://schemas.openxmlformats.org/officeDocument/2006/relationships" xmlns:m="http://schemas.openxmlformats.org/officeDocument/2006/math" xmlns:v="urn:schemas-microsoft-com:vml" xmlns:wp14="http://schemas.microsoft.com/office/word/2010/wordprocessingDrawing" xmlns:wp="http://schemas.openxmlformats.org/drawingml/2006/wordprocessingDrawing" xmlns:w10="urn:schemas-microsoft-com:office:word" xmlns:w="http://schemas.openxmlformats.org/wordprocessingml/2006/main" xmlns:w14="http://schemas.microsoft.com/office/word/2010/wordml" xmlns:w15="http://schemas.microsoft.com/office/word/2012/wordml" xmlns:w16cex="http://schemas.microsoft.com/office/word/2018/wordml/cex" xmlns:w16cid="http://schemas.microsoft.com/office/word/2016/wordml/cid" xmlns:w16="http://schemas.microsoft.com/office/word/2018/wordml" xmlns:w16du="http://schemas.microsoft.com/office/word/2023/wordml/word16du" xmlns:w16sdtdh="http://schemas.microsoft.com/office/word/2020/wordml/sdtdatahash" xmlns:w16sdtfl="http://schemas.microsoft.com/office/word/2024/wordml/sdtformatlock" xmlns:w16se="http://schemas.microsoft.com/office/word/2015/wordml/symex" xmlns:wpg="http://schemas.microsoft.com/office/word/2010/wordprocessingGroup" xmlns:wpi="http://schemas.microsoft.com/office/word/2010/wordprocessingInk" xmlns:wne="http://schemas.microsoft.com/office/word/2006/wordml" xmlns:wps="http://schemas.microsoft.com/office/word/2010/wordprocessingShape" mc:Ignorable="w14 w15 w16se w16cid w16 w16cex w16sdtdh w16sdtfl w16du wp14">
   <w:p>
     <w:pPr>
-      <w:pStyle w:val="Standard"/>
-      <w:spacing w:before="140" w:line="100" w:lineRule="exact"/>
+      <w:pStyle w:val="Piedepgina"/>
+    </w:pPr>
+  </w:p>
+</w:ftr>
+</file>
+
+<file path=word/footer2.xml><?xml version="1.0" encoding="utf-8"?>
+<w:ftr xmlns:wpc="http://schemas.microsoft.com/office/word/2010/wordprocessingCanvas" xmlns:cx="http://schemas.microsoft.com/office/drawing/2014/chartex" xmlns:cx1="http://schemas.microsoft.com/office/drawing/2015/9/8/chartex" xmlns:cx2="http://schemas.microsoft.com/office/drawing/2015/10/21/chartex" xmlns:cx3="http://schemas.microsoft.com/office/drawing/2016/5/9/chartex" xmlns:cx4="http://schemas.microsoft.com/office/drawing/2016/5/10/chartex" xmlns:cx5="http://schemas.microsoft.com/office/drawing/2016/5/11/chartex" xmlns:cx6="http://schemas.microsoft.com/office/drawing/2016/5/12/chartex" xmlns:cx7="http://schemas.microsoft.com/office/drawing/2016/5/13/chartex" xmlns:cx8="http://schemas.microsoft.com/office/drawing/2016/5/14/chartex" xmlns:mc="http://schemas.openxmlformats.org/markup-compatibility/2006" xmlns:aink="http://schemas.microsoft.com/office/drawing/2016/ink" xmlns:am3d="http://schemas.microsoft.com/office/drawing/2017/model3d" xmlns:o="urn:schemas-microsoft-com:office:office" xmlns:oel="http://schemas.microsoft.com/office/2019/extlst" xmlns:r="http://schemas.openxmlformats.org/officeDocument/2006/relationships" xmlns:m="http://schemas.openxmlformats.org/officeDocument/2006/math" xmlns:v="urn:schemas-microsoft-com:vml" xmlns:wp14="http://schemas.microsoft.com/office/word/2010/wordprocessingDrawing" xmlns:wp="http://schemas.openxmlformats.org/drawingml/2006/wordprocessingDrawing" xmlns:w10="urn:schemas-microsoft-com:office:word" xmlns:w="http://schemas.openxmlformats.org/wordprocessingml/2006/main" xmlns:w14="http://schemas.microsoft.com/office/word/2010/wordml" xmlns:w15="http://schemas.microsoft.com/office/word/2012/wordml" xmlns:w16cex="http://schemas.microsoft.com/office/word/2018/wordml/cex" xmlns:w16cid="http://schemas.microsoft.com/office/word/2016/wordml/cid" xmlns:w16="http://schemas.microsoft.com/office/word/2018/wordml" xmlns:w16du="http://schemas.microsoft.com/office/word/2023/wordml/word16du" xmlns:w16sdtdh="http://schemas.microsoft.com/office/word/2020/wordml/sdtdatahash" xmlns:w16sdtfl="http://schemas.microsoft.com/office/word/2024/wordml/sdtformatlock" xmlns:w16se="http://schemas.microsoft.com/office/word/2015/wordml/symex" xmlns:wpg="http://schemas.microsoft.com/office/word/2010/wordprocessingGroup" xmlns:wpi="http://schemas.microsoft.com/office/word/2010/wordprocessingInk" xmlns:wne="http://schemas.microsoft.com/office/word/2006/wordml" xmlns:wps="http://schemas.microsoft.com/office/word/2010/wordprocessingShape" mc:Ignorable="w14 w15 w16se w16cid w16 w16cex w16sdtdh w16sdtfl w16du wp14">
+  <w:p>
+    <w:pPr>
+      <w:pStyle w:val="Sinespaciado"/>
+      <w:spacing w:line="360" w:lineRule="auto"/>
+      <w:jc w:val="both"/>
       <w:rPr>
-        <w:sz w:val="10"/>
-        <w:szCs w:val="10"/>
+        <w:rFonts w:ascii="Caladea" w:hAnsi="Caladea" w:cs="Courier New"/>
+        <w:color w:val="000000"/>
+        <w:sz w:val="28"/>
+        <w:szCs w:val="28"/>
+        <w:lang w:val="es-AR" w:eastAsia="es-AR"/>
       </w:rPr>
+    </w:pPr>
+    <w:r>
+      <w:rPr>
+        <w:rFonts w:ascii="Caladea" w:hAnsi="Caladea" w:cs="Courier New"/>
+        <w:b/>
+        <w:color w:val="000000"/>
+        <w:sz w:val="22"/>
+        <w:szCs w:val="22"/>
+        <w:lang w:eastAsia="es-AR"/>
+      </w:rPr>
+      <w:t>Vigencia</w:t>
+    </w:r>
+    <w:r>
+      <w:rPr>
+        <w:rFonts w:ascii="Caladea" w:hAnsi="Caladea" w:cs="Courier New"/>
+        <w:bCs w:val="0"/>
+        <w:color w:val="000000"/>
+        <w:sz w:val="22"/>
+        <w:szCs w:val="22"/>
+        <w:lang w:eastAsia="es-AR"/>
+      </w:rPr>
+      <w:t xml:space="preserve">: Se hace saber que, de conformidad con lo dispuesto en el art. 6 del Anexo I de la Acordada 30.004 de la </w:t>
+    </w:r>
+    <w:proofErr w:type="spellStart"/>
+    <w:r>
+      <w:rPr>
+        <w:rFonts w:ascii="Caladea" w:hAnsi="Caladea" w:cs="Courier New"/>
+        <w:bCs w:val="0"/>
+        <w:color w:val="000000"/>
+        <w:sz w:val="22"/>
+        <w:szCs w:val="22"/>
+        <w:lang w:eastAsia="es-AR"/>
+      </w:rPr>
+      <w:t>SCJMza</w:t>
+    </w:r>
+    <w:proofErr w:type="spellEnd"/>
+    <w:r>
+      <w:rPr>
+        <w:rFonts w:ascii="Caladea" w:hAnsi="Caladea" w:cs="Courier New"/>
+        <w:bCs w:val="0"/>
+        <w:color w:val="000000"/>
+        <w:sz w:val="22"/>
+        <w:szCs w:val="22"/>
+        <w:lang w:eastAsia="es-AR"/>
+      </w:rPr>
+      <w:t xml:space="preserve">, el presente certificado tiene una validez de un año a los fines de iniciar las correspondientes acciones judiciales. Antes del vencimiento de dicho plazo el interesado podrá solicitar una nueva instancia de mediación, siempre que se cumplan las siguientes condiciones: a) que no se hayan iniciado las mencionadas acciones; y </w:t>
+    </w:r>
+    <w:r>
+      <w:rPr>
+        <w:rFonts w:ascii="Caladea" w:hAnsi="Caladea" w:cs="Courier New"/>
+        <w:bCs w:val="0"/>
+        <w:color w:val="000000"/>
+        <w:sz w:val="22"/>
+        <w:szCs w:val="22"/>
+        <w:lang w:eastAsia="es-AR"/>
+      </w:rPr>
+      <w:t>b</w:t>
+    </w:r>
+    <w:r>
+      <w:rPr>
+        <w:rFonts w:ascii="Caladea" w:hAnsi="Caladea" w:cs="Courier New"/>
+        <w:bCs w:val="0"/>
+        <w:color w:val="000000"/>
+        <w:sz w:val="22"/>
+        <w:szCs w:val="22"/>
+        <w:lang w:eastAsia="es-AR"/>
+      </w:rPr>
+      <w:t>) que exista voluntad de ambas partes para mediar, la cual será verificada por este organismo en forma previa a la fijación de audiencia</w:t>
+    </w:r>
+    <w:r>
+      <w:rPr>
+        <w:rFonts w:ascii="Caladea" w:hAnsi="Caladea" w:cs="Courier New"/>
+        <w:bCs w:val="0"/>
+        <w:color w:val="000000"/>
+        <w:sz w:val="22"/>
+        <w:szCs w:val="22"/>
+        <w:lang w:eastAsia="es-AR"/>
+      </w:rPr>
+      <w:t>.</w:t>
+    </w:r>
+  </w:p>
+  <w:p>
+    <w:pPr>
+      <w:pStyle w:val="Piedepgina"/>
     </w:pPr>
   </w:p>
   <w:p>
@@ -453,9 +709,16 @@
       <w:spacing w:line="312" w:lineRule="atLeast"/>
       <w:jc w:val="both"/>
     </w:pPr>
-    <w:r>
-      <w:tab/>
-    </w:r>
+  </w:p>
+</w:ftr>
+</file>
+
+<file path=word/footer3.xml><?xml version="1.0" encoding="utf-8"?>
+<w:ftr xmlns:wpc="http://schemas.microsoft.com/office/word/2010/wordprocessingCanvas" xmlns:cx="http://schemas.microsoft.com/office/drawing/2014/chartex" xmlns:cx1="http://schemas.microsoft.com/office/drawing/2015/9/8/chartex" xmlns:cx2="http://schemas.microsoft.com/office/drawing/2015/10/21/chartex" xmlns:cx3="http://schemas.microsoft.com/office/drawing/2016/5/9/chartex" xmlns:cx4="http://schemas.microsoft.com/office/drawing/2016/5/10/chartex" xmlns:cx5="http://schemas.microsoft.com/office/drawing/2016/5/11/chartex" xmlns:cx6="http://schemas.microsoft.com/office/drawing/2016/5/12/chartex" xmlns:cx7="http://schemas.microsoft.com/office/drawing/2016/5/13/chartex" xmlns:cx8="http://schemas.microsoft.com/office/drawing/2016/5/14/chartex" xmlns:mc="http://schemas.openxmlformats.org/markup-compatibility/2006" xmlns:aink="http://schemas.microsoft.com/office/drawing/2016/ink" xmlns:am3d="http://schemas.microsoft.com/office/drawing/2017/model3d" xmlns:o="urn:schemas-microsoft-com:office:office" xmlns:oel="http://schemas.microsoft.com/office/2019/extlst" xmlns:r="http://schemas.openxmlformats.org/officeDocument/2006/relationships" xmlns:m="http://schemas.openxmlformats.org/officeDocument/2006/math" xmlns:v="urn:schemas-microsoft-com:vml" xmlns:wp14="http://schemas.microsoft.com/office/word/2010/wordprocessingDrawing" xmlns:wp="http://schemas.openxmlformats.org/drawingml/2006/wordprocessingDrawing" xmlns:w10="urn:schemas-microsoft-com:office:word" xmlns:w="http://schemas.openxmlformats.org/wordprocessingml/2006/main" xmlns:w14="http://schemas.microsoft.com/office/word/2010/wordml" xmlns:w15="http://schemas.microsoft.com/office/word/2012/wordml" xmlns:w16cex="http://schemas.microsoft.com/office/word/2018/wordml/cex" xmlns:w16cid="http://schemas.microsoft.com/office/word/2016/wordml/cid" xmlns:w16="http://schemas.microsoft.com/office/word/2018/wordml" xmlns:w16du="http://schemas.microsoft.com/office/word/2023/wordml/word16du" xmlns:w16sdtdh="http://schemas.microsoft.com/office/word/2020/wordml/sdtdatahash" xmlns:w16sdtfl="http://schemas.microsoft.com/office/word/2024/wordml/sdtformatlock" xmlns:w16se="http://schemas.microsoft.com/office/word/2015/wordml/symex" xmlns:wpg="http://schemas.microsoft.com/office/word/2010/wordprocessingGroup" xmlns:wpi="http://schemas.microsoft.com/office/word/2010/wordprocessingInk" xmlns:wne="http://schemas.microsoft.com/office/word/2006/wordml" xmlns:wps="http://schemas.microsoft.com/office/word/2010/wordprocessingShape" mc:Ignorable="w14 w15 w16se w16cid w16 w16cex w16sdtdh w16sdtfl w16du wp14">
+  <w:p>
+    <w:pPr>
+      <w:pStyle w:val="Piedepgina"/>
+    </w:pPr>
   </w:p>
 </w:ftr>
 </file>
@@ -493,6 +756,16 @@
 </file>
 
 <file path=word/header1.xml><?xml version="1.0" encoding="utf-8"?>
+<w:hdr xmlns:wpc="http://schemas.microsoft.com/office/word/2010/wordprocessingCanvas" xmlns:cx="http://schemas.microsoft.com/office/drawing/2014/chartex" xmlns:cx1="http://schemas.microsoft.com/office/drawing/2015/9/8/chartex" xmlns:cx2="http://schemas.microsoft.com/office/drawing/2015/10/21/chartex" xmlns:cx3="http://schemas.microsoft.com/office/drawing/2016/5/9/chartex" xmlns:cx4="http://schemas.microsoft.com/office/drawing/2016/5/10/chartex" xmlns:cx5="http://schemas.microsoft.com/office/drawing/2016/5/11/chartex" xmlns:cx6="http://schemas.microsoft.com/office/drawing/2016/5/12/chartex" xmlns:cx7="http://schemas.microsoft.com/office/drawing/2016/5/13/chartex" xmlns:cx8="http://schemas.microsoft.com/office/drawing/2016/5/14/chartex" xmlns:mc="http://schemas.openxmlformats.org/markup-compatibility/2006" xmlns:aink="http://schemas.microsoft.com/office/drawing/2016/ink" xmlns:am3d="http://schemas.microsoft.com/office/drawing/2017/model3d" xmlns:o="urn:schemas-microsoft-com:office:office" xmlns:oel="http://schemas.microsoft.com/office/2019/extlst" xmlns:r="http://schemas.openxmlformats.org/officeDocument/2006/relationships" xmlns:m="http://schemas.openxmlformats.org/officeDocument/2006/math" xmlns:v="urn:schemas-microsoft-com:vml" xmlns:wp14="http://schemas.microsoft.com/office/word/2010/wordprocessingDrawing" xmlns:wp="http://schemas.openxmlformats.org/drawingml/2006/wordprocessingDrawing" xmlns:w10="urn:schemas-microsoft-com:office:word" xmlns:w="http://schemas.openxmlformats.org/wordprocessingml/2006/main" xmlns:w14="http://schemas.microsoft.com/office/word/2010/wordml" xmlns:w15="http://schemas.microsoft.com/office/word/2012/wordml" xmlns:w16cex="http://schemas.microsoft.com/office/word/2018/wordml/cex" xmlns:w16cid="http://schemas.microsoft.com/office/word/2016/wordml/cid" xmlns:w16="http://schemas.microsoft.com/office/word/2018/wordml" xmlns:w16du="http://schemas.microsoft.com/office/word/2023/wordml/word16du" xmlns:w16sdtdh="http://schemas.microsoft.com/office/word/2020/wordml/sdtdatahash" xmlns:w16sdtfl="http://schemas.microsoft.com/office/word/2024/wordml/sdtformatlock" xmlns:w16se="http://schemas.microsoft.com/office/word/2015/wordml/symex" xmlns:wpg="http://schemas.microsoft.com/office/word/2010/wordprocessingGroup" xmlns:wpi="http://schemas.microsoft.com/office/word/2010/wordprocessingInk" xmlns:wne="http://schemas.microsoft.com/office/word/2006/wordml" xmlns:wps="http://schemas.microsoft.com/office/word/2010/wordprocessingShape" mc:Ignorable="w14 w15 w16se w16cid w16 w16cex w16sdtdh w16sdtfl w16du wp14">
+  <w:p>
+    <w:pPr>
+      <w:pStyle w:val="Encabezado"/>
+    </w:pPr>
+  </w:p>
+</w:hdr>
+</file>
+
+<file path=word/header2.xml><?xml version="1.0" encoding="utf-8"?>
 <w:hdr xmlns:wpc="http://schemas.microsoft.com/office/word/2010/wordprocessingCanvas" xmlns:cx="http://schemas.microsoft.com/office/drawing/2014/chartex" xmlns:cx1="http://schemas.microsoft.com/office/drawing/2015/9/8/chartex" xmlns:cx2="http://schemas.microsoft.com/office/drawing/2015/10/21/chartex" xmlns:cx3="http://schemas.microsoft.com/office/drawing/2016/5/9/chartex" xmlns:cx4="http://schemas.microsoft.com/office/drawing/2016/5/10/chartex" xmlns:cx5="http://schemas.microsoft.com/office/drawing/2016/5/11/chartex" xmlns:cx6="http://schemas.microsoft.com/office/drawing/2016/5/12/chartex" xmlns:cx7="http://schemas.microsoft.com/office/drawing/2016/5/13/chartex" xmlns:cx8="http://schemas.microsoft.com/office/drawing/2016/5/14/chartex" xmlns:mc="http://schemas.openxmlformats.org/markup-compatibility/2006" xmlns:aink="http://schemas.microsoft.com/office/drawing/2016/ink" xmlns:am3d="http://schemas.microsoft.com/office/drawing/2017/model3d" xmlns:o="urn:schemas-microsoft-com:office:office" xmlns:oel="http://schemas.microsoft.com/office/2019/extlst" xmlns:r="http://schemas.openxmlformats.org/officeDocument/2006/relationships" xmlns:m="http://schemas.openxmlformats.org/officeDocument/2006/math" xmlns:v="urn:schemas-microsoft-com:vml" xmlns:wp14="http://schemas.microsoft.com/office/word/2010/wordprocessingDrawing" xmlns:wp="http://schemas.openxmlformats.org/drawingml/2006/wordprocessingDrawing" xmlns:w10="urn:schemas-microsoft-com:office:word" xmlns:w="http://schemas.openxmlformats.org/wordprocessingml/2006/main" xmlns:w14="http://schemas.microsoft.com/office/word/2010/wordml" xmlns:w15="http://schemas.microsoft.com/office/word/2012/wordml" xmlns:w16cex="http://schemas.microsoft.com/office/word/2018/wordml/cex" xmlns:w16cid="http://schemas.microsoft.com/office/word/2016/wordml/cid" xmlns:w16="http://schemas.microsoft.com/office/word/2018/wordml" xmlns:w16du="http://schemas.microsoft.com/office/word/2023/wordml/word16du" xmlns:w16sdtdh="http://schemas.microsoft.com/office/word/2020/wordml/sdtdatahash" xmlns:w16sdtfl="http://schemas.microsoft.com/office/word/2024/wordml/sdtformatlock" xmlns:w16se="http://schemas.microsoft.com/office/word/2015/wordml/symex" xmlns:wpg="http://schemas.microsoft.com/office/word/2010/wordprocessingGroup" xmlns:wpi="http://schemas.microsoft.com/office/word/2010/wordprocessingInk" xmlns:wne="http://schemas.microsoft.com/office/word/2006/wordml" xmlns:wps="http://schemas.microsoft.com/office/word/2010/wordprocessingShape" mc:Ignorable="w14 w15 w16se w16cid w16 w16cex w16sdtdh w16sdtfl w16du wp14">
   <w:p>
     <w:pPr>
@@ -620,6 +893,16 @@
       </w:tabs>
       <w:suppressAutoHyphens/>
       <w:spacing w:line="240" w:lineRule="auto"/>
+    </w:pPr>
+  </w:p>
+</w:hdr>
+</file>
+
+<file path=word/header3.xml><?xml version="1.0" encoding="utf-8"?>
+<w:hdr xmlns:wpc="http://schemas.microsoft.com/office/word/2010/wordprocessingCanvas" xmlns:cx="http://schemas.microsoft.com/office/drawing/2014/chartex" xmlns:cx1="http://schemas.microsoft.com/office/drawing/2015/9/8/chartex" xmlns:cx2="http://schemas.microsoft.com/office/drawing/2015/10/21/chartex" xmlns:cx3="http://schemas.microsoft.com/office/drawing/2016/5/9/chartex" xmlns:cx4="http://schemas.microsoft.com/office/drawing/2016/5/10/chartex" xmlns:cx5="http://schemas.microsoft.com/office/drawing/2016/5/11/chartex" xmlns:cx6="http://schemas.microsoft.com/office/drawing/2016/5/12/chartex" xmlns:cx7="http://schemas.microsoft.com/office/drawing/2016/5/13/chartex" xmlns:cx8="http://schemas.microsoft.com/office/drawing/2016/5/14/chartex" xmlns:mc="http://schemas.openxmlformats.org/markup-compatibility/2006" xmlns:aink="http://schemas.microsoft.com/office/drawing/2016/ink" xmlns:am3d="http://schemas.microsoft.com/office/drawing/2017/model3d" xmlns:o="urn:schemas-microsoft-com:office:office" xmlns:oel="http://schemas.microsoft.com/office/2019/extlst" xmlns:r="http://schemas.openxmlformats.org/officeDocument/2006/relationships" xmlns:m="http://schemas.openxmlformats.org/officeDocument/2006/math" xmlns:v="urn:schemas-microsoft-com:vml" xmlns:wp14="http://schemas.microsoft.com/office/word/2010/wordprocessingDrawing" xmlns:wp="http://schemas.openxmlformats.org/drawingml/2006/wordprocessingDrawing" xmlns:w10="urn:schemas-microsoft-com:office:word" xmlns:w="http://schemas.openxmlformats.org/wordprocessingml/2006/main" xmlns:w14="http://schemas.microsoft.com/office/word/2010/wordml" xmlns:w15="http://schemas.microsoft.com/office/word/2012/wordml" xmlns:w16cex="http://schemas.microsoft.com/office/word/2018/wordml/cex" xmlns:w16cid="http://schemas.microsoft.com/office/word/2016/wordml/cid" xmlns:w16="http://schemas.microsoft.com/office/word/2018/wordml" xmlns:w16du="http://schemas.microsoft.com/office/word/2023/wordml/word16du" xmlns:w16sdtdh="http://schemas.microsoft.com/office/word/2020/wordml/sdtdatahash" xmlns:w16sdtfl="http://schemas.microsoft.com/office/word/2024/wordml/sdtformatlock" xmlns:w16se="http://schemas.microsoft.com/office/word/2015/wordml/symex" xmlns:wpg="http://schemas.microsoft.com/office/word/2010/wordprocessingGroup" xmlns:wpi="http://schemas.microsoft.com/office/word/2010/wordprocessingInk" xmlns:wne="http://schemas.microsoft.com/office/word/2006/wordml" xmlns:wps="http://schemas.microsoft.com/office/word/2010/wordprocessingShape" mc:Ignorable="w14 w15 w16se w16cid w16 w16cex w16sdtdh w16sdtfl w16du wp14">
+  <w:p>
+    <w:pPr>
+      <w:pStyle w:val="Encabezado"/>
     </w:pPr>
   </w:p>
 </w:hdr>
@@ -1160,6 +1443,8 @@
   <w:style w:type="paragraph" w:styleId="Piedepgina">
     <w:name w:val="footer"/>
     <w:basedOn w:val="Standard"/>
+    <w:link w:val="PiedepginaCar"/>
+    <w:uiPriority w:val="99"/>
   </w:style>
   <w:style w:type="paragraph" w:styleId="Textodeglobo">
     <w:name w:val="Balloon Text"/>
@@ -1283,6 +1568,22 @@
   <w:style w:type="character" w:customStyle="1" w:styleId="readonlyattribute">
     <w:name w:val="readonlyattribute"/>
     <w:basedOn w:val="Fuentedeprrafopredeter"/>
+  </w:style>
+  <w:style w:type="character" w:customStyle="1" w:styleId="PiedepginaCar">
+    <w:name w:val="Pie de página Car"/>
+    <w:basedOn w:val="Fuentedeprrafopredeter"/>
+    <w:link w:val="Piedepgina"/>
+    <w:uiPriority w:val="99"/>
+    <w:rsid w:val="00E6618D"/>
+    <w:rPr>
+      <w:rFonts w:ascii="Times New Roman" w:eastAsia="Times New Roman" w:hAnsi="Times New Roman" w:cs="Times New Roman"/>
+      <w:bCs/>
+      <w:spacing w:val="-3"/>
+      <w:kern w:val="3"/>
+      <w:sz w:val="24"/>
+      <w:szCs w:val="24"/>
+      <w:lang w:val="es-ES" w:eastAsia="zh-CN"/>
+    </w:rPr>
   </w:style>
 </w:styles>
 </file>
